--- a/HTML assignment/report/Community_Health_Appointment_Report.docx
+++ b/HTML assignment/report/Community_Health_Appointment_Report.docx
@@ -150,12 +150,6 @@
         <w:gridCol w:w="7238"/>
       </w:tblGrid>
       <w:tr>
-        <w:tblPrEx>
-          <w:tblCellMar>
-            <w:top w:w="0" w:type="dxa"/>
-            <w:bottom w:w="0" w:type="dxa"/>
-          </w:tblCellMar>
-        </w:tblPrEx>
         <w:trPr>
           <w:jc w:val="center"/>
         </w:trPr>
@@ -197,12 +191,6 @@
         </w:tc>
       </w:tr>
       <w:tr>
-        <w:tblPrEx>
-          <w:tblCellMar>
-            <w:top w:w="0" w:type="dxa"/>
-            <w:bottom w:w="0" w:type="dxa"/>
-          </w:tblCellMar>
-        </w:tblPrEx>
         <w:trPr>
           <w:jc w:val="center"/>
         </w:trPr>
@@ -244,12 +232,6 @@
         </w:tc>
       </w:tr>
       <w:tr>
-        <w:tblPrEx>
-          <w:tblCellMar>
-            <w:top w:w="0" w:type="dxa"/>
-            <w:bottom w:w="0" w:type="dxa"/>
-          </w:tblCellMar>
-        </w:tblPrEx>
         <w:trPr>
           <w:jc w:val="center"/>
         </w:trPr>
@@ -291,12 +273,6 @@
         </w:tc>
       </w:tr>
       <w:tr>
-        <w:tblPrEx>
-          <w:tblCellMar>
-            <w:top w:w="0" w:type="dxa"/>
-            <w:bottom w:w="0" w:type="dxa"/>
-          </w:tblCellMar>
-        </w:tblPrEx>
         <w:trPr>
           <w:jc w:val="center"/>
         </w:trPr>
@@ -338,12 +314,6 @@
         </w:tc>
       </w:tr>
       <w:tr>
-        <w:tblPrEx>
-          <w:tblCellMar>
-            <w:top w:w="0" w:type="dxa"/>
-            <w:bottom w:w="0" w:type="dxa"/>
-          </w:tblCellMar>
-        </w:tblPrEx>
         <w:trPr>
           <w:jc w:val="center"/>
         </w:trPr>
@@ -394,23 +364,35 @@
                 <w:b/>
                 <w:bCs/>
               </w:rPr>
-              <w:t xml:space="preserve">Project </w:t>
-            </w:r>
-            <w:proofErr w:type="spellStart"/>
+              <w:t>Project sour</w:t>
+            </w:r>
             <w:r>
               <w:rPr>
                 <w:b/>
                 <w:bCs/>
               </w:rPr>
-              <w:t>sourecode</w:t>
-            </w:r>
-            <w:proofErr w:type="spellEnd"/>
+              <w:t>c</w:t>
+            </w:r>
             <w:r>
               <w:rPr>
                 <w:b/>
                 <w:bCs/>
               </w:rPr>
-              <w:t xml:space="preserve"> link:</w:t>
+              <w:t>e</w:t>
+            </w:r>
+            <w:r>
+              <w:rPr>
+                <w:b/>
+                <w:bCs/>
+              </w:rPr>
+              <w:t xml:space="preserve"> </w:t>
+            </w:r>
+            <w:r>
+              <w:rPr>
+                <w:b/>
+                <w:bCs/>
+              </w:rPr>
+              <w:t>code link:</w:t>
             </w:r>
           </w:p>
         </w:tc>
@@ -475,6 +457,7 @@
         <w:alias w:val="Table of Contents"/>
         <w:id w:val="1858767722"/>
       </w:sdtPr>
+      <w:sdtEndPr/>
       <w:sdtContent>
         <w:p>
           <w:pPr>
@@ -2222,15 +2205,13 @@
         <w:jc w:val="both"/>
       </w:pPr>
       <w:r>
-        <w:t xml:space="preserve">The figures below are numbered by the chapter and section in which they appear. In Word, this list can be refreshed automatically (References → Update Table) once figure captions are </w:t>
-      </w:r>
-      <w:proofErr w:type="spellStart"/>
-      <w:r>
-        <w:t>finalised</w:t>
-      </w:r>
-      <w:proofErr w:type="spellEnd"/>
-      <w:r>
-        <w:t>.</w:t>
+        <w:t>The figures below are numbered by the chapter and section in which they appear. In Word, this list can be refreshed automatically (References → Update Table) once fig</w:t>
+      </w:r>
+      <w:r>
+        <w:t>ure captions are finaliz</w:t>
+      </w:r>
+      <w:r>
+        <w:t>ed.</w:t>
       </w:r>
     </w:p>
     <w:p>
@@ -2334,33 +2315,11 @@
         <w:spacing w:after="80"/>
       </w:pPr>
       <w:r>
-        <w:t xml:space="preserve">Figure 3.5 </w:t>
-      </w:r>
-      <w:r>
-        <w:t>—</w:t>
-      </w:r>
-      <w:r>
-        <w:t xml:space="preserve"> Booking and Doctor schedule form</w:t>
+        <w:t>Figure 3.5 — Booking and Doctor schedule form</w:t>
       </w:r>
       <w:r>
         <w:t xml:space="preserve"> page</w:t>
       </w:r>
-    </w:p>
-    <w:p>
-      <w:r>
-        <w:br w:type="page"/>
-      </w:r>
-    </w:p>
-    <w:p>
-      <w:pPr>
-        <w:pStyle w:val="Heading1"/>
-      </w:pPr>
-      <w:bookmarkStart w:id="2" w:name="_Toc235239182"/>
-      <w:r>
-        <w:lastRenderedPageBreak/>
-        <w:t>List of Abbreviations</w:t>
-      </w:r>
-      <w:bookmarkEnd w:id="2"/>
     </w:p>
     <w:p>
       <w:pPr>
@@ -2372,8 +2331,37 @@
         <w:spacing w:after="80"/>
       </w:pPr>
       <w:r>
-        <w:t>UI — User Interface</w:t>
-      </w:r>
+        <w:t>Figure 3.6</w:t>
+      </w:r>
+      <w:r>
+        <w:t xml:space="preserve"> — </w:t>
+      </w:r>
+      <w:r>
+        <w:t>Admin workspace page</w:t>
+      </w:r>
+    </w:p>
+    <w:p>
+      <w:pPr>
+        <w:pStyle w:val="ListParagraph"/>
+        <w:spacing w:after="80"/>
+        <w:ind w:left="720"/>
+      </w:pPr>
+    </w:p>
+    <w:p>
+      <w:r>
+        <w:br w:type="page"/>
+      </w:r>
+    </w:p>
+    <w:p>
+      <w:pPr>
+        <w:pStyle w:val="Heading1"/>
+      </w:pPr>
+      <w:bookmarkStart w:id="2" w:name="_Toc235239182"/>
+      <w:r>
+        <w:lastRenderedPageBreak/>
+        <w:t>List of Abbreviations</w:t>
+      </w:r>
+      <w:bookmarkEnd w:id="2"/>
     </w:p>
     <w:p>
       <w:pPr>
@@ -2385,7 +2373,7 @@
         <w:spacing w:after="80"/>
       </w:pPr>
       <w:r>
-        <w:t>UX — User Experience</w:t>
+        <w:t>UI — User Interface</w:t>
       </w:r>
     </w:p>
     <w:p>
@@ -2398,7 +2386,7 @@
         <w:spacing w:after="80"/>
       </w:pPr>
       <w:r>
-        <w:t>ERD — Entity Relationship Diagram</w:t>
+        <w:t>UX — User Experience</w:t>
       </w:r>
     </w:p>
     <w:p>
@@ -2411,7 +2399,7 @@
         <w:spacing w:after="80"/>
       </w:pPr>
       <w:r>
-        <w:t>IT — Information Technology</w:t>
+        <w:t>ERD — Entity Relationship Diagram</w:t>
       </w:r>
     </w:p>
     <w:p>
@@ -2424,7 +2412,7 @@
         <w:spacing w:after="80"/>
       </w:pPr>
       <w:r>
-        <w:t>SMS — Short Message Service</w:t>
+        <w:t>IT — Information Technology</w:t>
       </w:r>
     </w:p>
     <w:p>
@@ -2437,15 +2425,7 @@
         <w:spacing w:after="80"/>
       </w:pPr>
       <w:r>
-        <w:t xml:space="preserve">HTML — </w:t>
-      </w:r>
-      <w:proofErr w:type="spellStart"/>
-      <w:r>
-        <w:t>HyperText</w:t>
-      </w:r>
-      <w:proofErr w:type="spellEnd"/>
-      <w:r>
-        <w:t xml:space="preserve"> Markup Language</w:t>
+        <w:t>SMS — Short Message Service</w:t>
       </w:r>
     </w:p>
     <w:p>
@@ -2458,7 +2438,15 @@
         <w:spacing w:after="80"/>
       </w:pPr>
       <w:r>
-        <w:t>CSS — Cascading Style Sheets</w:t>
+        <w:t xml:space="preserve">HTML — </w:t>
+      </w:r>
+      <w:proofErr w:type="spellStart"/>
+      <w:r>
+        <w:t>HyperText</w:t>
+      </w:r>
+      <w:proofErr w:type="spellEnd"/>
+      <w:r>
+        <w:t xml:space="preserve"> Markup Language</w:t>
       </w:r>
     </w:p>
     <w:p>
@@ -2471,7 +2459,7 @@
         <w:spacing w:after="80"/>
       </w:pPr>
       <w:r>
-        <w:t>JS — JavaScript</w:t>
+        <w:t>CSS — Cascading Style Sheets</w:t>
       </w:r>
     </w:p>
     <w:p>
@@ -2484,7 +2472,7 @@
         <w:spacing w:after="80"/>
       </w:pPr>
       <w:r>
-        <w:t>DB — Database</w:t>
+        <w:t>JS — JavaScript</w:t>
       </w:r>
     </w:p>
     <w:p>
@@ -2497,7 +2485,7 @@
         <w:spacing w:after="80"/>
       </w:pPr>
       <w:r>
-        <w:t>KFH — King Faisal Hospital</w:t>
+        <w:t>DB — Database</w:t>
       </w:r>
     </w:p>
     <w:p>
@@ -2510,23 +2498,7 @@
         <w:spacing w:after="80"/>
       </w:pPr>
       <w:r>
-        <w:t xml:space="preserve">CHUK — Centre </w:t>
-      </w:r>
-      <w:proofErr w:type="spellStart"/>
-      <w:r>
-        <w:t>Hospitalier</w:t>
-      </w:r>
-      <w:proofErr w:type="spellEnd"/>
-      <w:r>
-        <w:t xml:space="preserve"> </w:t>
-      </w:r>
-      <w:proofErr w:type="spellStart"/>
-      <w:r>
-        <w:t>Universitaire</w:t>
-      </w:r>
-      <w:proofErr w:type="spellEnd"/>
-      <w:r>
-        <w:t xml:space="preserve"> de Kigali</w:t>
+        <w:t>KFH — King Faisal Hospital</w:t>
       </w:r>
     </w:p>
     <w:p>
@@ -2539,6 +2511,35 @@
         <w:spacing w:after="80"/>
       </w:pPr>
       <w:r>
+        <w:t xml:space="preserve">CHUK — Centre </w:t>
+      </w:r>
+      <w:proofErr w:type="spellStart"/>
+      <w:r>
+        <w:t>Hospitalier</w:t>
+      </w:r>
+      <w:proofErr w:type="spellEnd"/>
+      <w:r>
+        <w:t xml:space="preserve"> </w:t>
+      </w:r>
+      <w:proofErr w:type="spellStart"/>
+      <w:r>
+        <w:t>Universitaire</w:t>
+      </w:r>
+      <w:proofErr w:type="spellEnd"/>
+      <w:r>
+        <w:t xml:space="preserve"> de Kigali</w:t>
+      </w:r>
+    </w:p>
+    <w:p>
+      <w:pPr>
+        <w:pStyle w:val="ListParagraph"/>
+        <w:numPr>
+          <w:ilvl w:val="0"/>
+          <w:numId w:val="2"/>
+        </w:numPr>
+        <w:spacing w:after="80"/>
+      </w:pPr>
+      <w:r>
         <w:t>RMH — Rwanda Military Hospital</w:t>
       </w:r>
     </w:p>
@@ -2793,8 +2794,6 @@
       <w:r>
         <w:t>nd speaks to a real and recogniz</w:t>
       </w:r>
-      <w:bookmarkStart w:id="9" w:name="_GoBack"/>
-      <w:bookmarkEnd w:id="9"/>
       <w:r>
         <w:t>ed need in the Rwandan healthcare sector.</w:t>
       </w:r>
@@ -2818,34 +2817,34 @@
       <w:pPr>
         <w:pStyle w:val="Heading1"/>
       </w:pPr>
-      <w:bookmarkStart w:id="10" w:name="_Toc235239189"/>
+      <w:bookmarkStart w:id="9" w:name="_Toc235239189"/>
       <w:r>
         <w:lastRenderedPageBreak/>
         <w:t>Chapter 2. System Analysis and Design</w:t>
       </w:r>
-      <w:bookmarkEnd w:id="10"/>
+      <w:bookmarkEnd w:id="9"/>
     </w:p>
     <w:p>
       <w:pPr>
         <w:pStyle w:val="Heading2"/>
         <w:spacing w:after="160"/>
       </w:pPr>
-      <w:bookmarkStart w:id="11" w:name="_Toc235239190"/>
+      <w:bookmarkStart w:id="10" w:name="_Toc235239190"/>
       <w:r>
         <w:t>2.1. System Analysis</w:t>
       </w:r>
-      <w:bookmarkEnd w:id="11"/>
+      <w:bookmarkEnd w:id="10"/>
     </w:p>
     <w:p>
       <w:pPr>
         <w:pStyle w:val="Heading3"/>
         <w:spacing w:before="220"/>
       </w:pPr>
-      <w:bookmarkStart w:id="12" w:name="_Toc235239191"/>
+      <w:bookmarkStart w:id="11" w:name="_Toc235239191"/>
       <w:r>
         <w:t>2.1.1. Intended Users of the Project</w:t>
       </w:r>
-      <w:bookmarkEnd w:id="12"/>
+      <w:bookmarkEnd w:id="11"/>
     </w:p>
     <w:p>
       <w:pPr>
@@ -2900,11 +2899,11 @@
         <w:pStyle w:val="Heading3"/>
         <w:spacing w:before="220"/>
       </w:pPr>
-      <w:bookmarkStart w:id="13" w:name="_Toc235239192"/>
+      <w:bookmarkStart w:id="12" w:name="_Toc235239192"/>
       <w:r>
         <w:t>2.1.2. Intended System Partners</w:t>
       </w:r>
-      <w:bookmarkEnd w:id="13"/>
+      <w:bookmarkEnd w:id="12"/>
     </w:p>
     <w:p>
       <w:pPr>
@@ -2959,22 +2958,22 @@
         <w:pStyle w:val="Heading2"/>
         <w:spacing w:after="160"/>
       </w:pPr>
-      <w:bookmarkStart w:id="14" w:name="_Toc235239193"/>
+      <w:bookmarkStart w:id="13" w:name="_Toc235239193"/>
       <w:r>
         <w:t>2.2. System Design</w:t>
       </w:r>
-      <w:bookmarkEnd w:id="14"/>
+      <w:bookmarkEnd w:id="13"/>
     </w:p>
     <w:p>
       <w:pPr>
         <w:pStyle w:val="Heading3"/>
         <w:spacing w:before="220"/>
       </w:pPr>
-      <w:bookmarkStart w:id="15" w:name="_Toc235239194"/>
+      <w:bookmarkStart w:id="14" w:name="_Toc235239194"/>
       <w:r>
         <w:t>High-Level Architecture</w:t>
       </w:r>
-      <w:bookmarkEnd w:id="15"/>
+      <w:bookmarkEnd w:id="14"/>
     </w:p>
     <w:p>
       <w:pPr>
@@ -3448,8 +3447,8 @@
                         <wps:cNvSpPr/>
                         <wps:spPr>
                           <a:xfrm>
-                            <a:off x="4892040" y="711125"/>
-                            <a:ext cx="1691640" cy="1234440"/>
+                            <a:off x="4892040" y="711044"/>
+                            <a:ext cx="1643932" cy="1244977"/>
                           </a:xfrm>
                           <a:prstGeom prst="pentagon">
                             <a:avLst/>
@@ -3989,7 +3988,7 @@
           </mc:Choice>
           <mc:Fallback>
             <w:pict>
-              <v:group id="Architecture Diagram" o:spid="_x0000_s1026" editas="canvas" style="width:676.8pt;height:387.2pt;mso-position-horizontal-relative:char;mso-position-vertical-relative:line" coordsize="85953,49168" o:gfxdata="UEsDBBQABgAIAAAAIQC2gziS/gAAAOEBAAATAAAAW0NvbnRlbnRfVHlwZXNdLnhtbJSRQU7DMBBF&#10;90jcwfIWJU67QAgl6YK0S0CoHGBkTxKLZGx5TGhvj5O2G0SRWNoz/78nu9wcxkFMGNg6quQqL6RA&#10;0s5Y6ir5vt9lD1JwBDIwOMJKHpHlpr69KfdHjyxSmriSfYz+USnWPY7AufNIadK6MEJMx9ApD/oD&#10;OlTrorhX2lFEilmcO2RdNtjC5xDF9pCuTyYBB5bi6bQ4syoJ3g9WQ0ymaiLzg5KdCXlKLjvcW893&#10;SUOqXwnz5DrgnHtJTxOsQfEKIT7DmDSUCaxw7Rqn8787ZsmRM9e2VmPeBN4uqYvTtW7jvijg9N/y&#10;JsXecLq0q+WD6m8AAAD//wMAUEsDBBQABgAIAAAAIQA4/SH/1gAAAJQBAAALAAAAX3JlbHMvLnJl&#10;bHOkkMFqwzAMhu+DvYPRfXGawxijTi+j0GvpHsDYimMaW0Yy2fr2M4PBMnrbUb/Q94l/f/hMi1qR&#10;JVI2sOt6UJgd+ZiDgffL8ekFlFSbvV0oo4EbChzGx4f9GRdb25HMsYhqlCwG5lrLq9biZkxWOiqY&#10;22YiTra2kYMu1l1tQD30/bPm3wwYN0x18gb45AdQl1tp5j/sFB2T0FQ7R0nTNEV3j6o9feQzro1i&#10;OWA14Fm+Q8a1a8+Bvu/d/dMb2JY5uiPbhG/ktn4cqGU/er3pcvwCAAD//wMAUEsDBBQABgAIAAAA&#10;IQBUFCzsFQcAAK0xAAAOAAAAZHJzL2Uyb0RvYy54bWzsW1tvm0gYfV9p/wPivTXDwABWkypK4tVK&#10;URttW/V5jCGxFhgKJE721++ZC9iQi+0mm2Ydx5IzMMMwzHe+2/nwh483eWZdJ1U9F8WBTd47tpUU&#10;sZjNi4sD+9vXybvQtuqGFzOeiSI5sG+T2v54+PtvHxblOHHFpchmSWVhkqIeL8oD+7JpyvFoVMeX&#10;Sc7r96JMCnSmosp5g8PqYjSr+AKz59nIdRw2WohqVlYiTuoaZ090p32o5k/TJG4+p2mdNFZ2YGNt&#10;jfqu1PdUfo8OP/DxRcXLy3lslsF/YhU5nxe4aTfVCW+4dVXN70yVz+NK1CJt3sciH4k0nceJegY8&#10;DXEGT3PMi2teq4eJsTvtAtF6xnmnF3LdhZjMswy7McLsY3lO/l9APonszor+IH1GjTVjFiUEWJed&#10;KOunLfHLJS8T9eT1OP50fV5Z8xnw5RDbKngOIJ3xaZLJY6xZ3huDvpTnlTmq0ZQrvkmrXP7HRls3&#10;Suq3mIUw3w+06JObxorRQwMS+gwIiTGAMj9AW+7Gcoqyqps/EpFbsnFgV4CWkji/PqsbPbQd0tur&#10;RzavHut1yvU3N9Mbs/ipmN3igRdA5YFdQG1sK/uzwIZKALeNqm1M2wYv4ksBaMdNpRZWiKOrRqRz&#10;tTh5Cz2vErGSld64FxCaOxCau5XQfM8LKR4dgmEhCfyoLzniEifyfC05N/Co+wskp9HZPtbOCZAO&#10;BEjbJ91I63xIKCRagh5lzDdmt9U94nlB6Bjd+6US7IC5cxL0BhL0tpIgcxllnpZg4DPqDnXQpw59&#10;DSrYAXPnBIjd1Y5PeUbi+FsJkIRuGGr5hZHn6Kv5uNVAlznMkfKV3s/1XEqe6v5qkc1nMqSQvrCu&#10;LqbHWWVdc0RhE/UnVw/n2huWFdYC3jlyYCDUZQ/OQSbeaaAw2J8DRzJSQVwydK3KQHeg76Gj/nHF&#10;q87Hen4AB2L8rDJGtqV9renR/tb0tD5XhwKvx+OyAVrYVmhxWRR4Bi4kgPKHCm1LvARB4LZwgV1w&#10;MPbRYGk257koZo/FSz0k9AHjTvB5GmD8SH7uzrEGMJ2SPTtgXl+QhkStZ2DCrSDjhZGrLAgMSEAI&#10;cQeIISwiyoNIC0Nc6nnAz6OYQebX8Auh06oHguyHQXMSnR6dKG/QtxDSQGxqZWgYMHKyNWg6XXsD&#10;oIkGoFEqtnE65lF8ZOAHTEQ0CoageStmRuWiywzNZH7P4ZdenZmRacCqmcGxyXo3SiUYnHNoAlHX&#10;JVE49EwkQK4oXdcL2Znjyak7eaKdIcT3j4+3tjOdgd59O0MGtA+Ot0JN5FAV1cHOUA+g8dTeLeOZ&#10;kETkNaQvnfnsiXQHKCDSUUA6fcHxVgJcVXsCE/BWPcXSXPYQspuuomOdDGa65H4jVyFJJ1QIVHBB&#10;QwYScRCSUjdkkuZVrsKPwEytiUjXUb4PR6OnrvzctfDbRKMewusuZl651ZoUZmkq3wBiOpbLIKZL&#10;+DdCjKH9ZTRKAxDJbAAYgiIBa3nKCKwl2o+mMDH/yeyFTOTnaXhx1N/dOdbhpbPMO48Xt0t5v5Xv&#10;TsSisI6qSiwsnF/rnKxKoAhEQo9Q6ruK2DA1JsmEMh8Bi4SRExBn6Kuoj0KTMTuR76O48TiKrkq5&#10;NrW0hwmUAeVVN7dt4e6vJAX5hRKXXqWqrCYdGzf7W4VSChQYKWm3FKxddxHRTJwsxy4vypr2IjNW&#10;Xpaoamt3oaHw+hcu79aNVncURdNdmM8LoQtYDy411eNbok8/60r+pGSDHa7LeDJHte6M1805r1DY&#10;xUkUq5vP+EozAbZRmJZtoXb2z33n5XjUMtFr35uYKUPQEoaGI9SEoenRhKHpKa7yYwEWFPjA6lQT&#10;a6qarG2mlci/o6Z9JO+KrpZhlJmcOThudAEbVfE4OTpSw1BNLnlzVnyRtWEtNFmN/HrznVelKVk2&#10;oHs/CWUa7wOSHivl8Vp4zKiLGvsKivObKmiEckXoreqnB51lkuKFfiJbRElxkAys6qcrY4RgjZnf&#10;K6hm9pfa/WQF3SucfAXgxUv1URdyDxRug9Bbe0TqMZRv/FWF86PIJXjfQiqcGwTQN5XmLrPvVYUj&#10;AQJ1sveIL+0R9wr3SxSOdh7u3JQ7LJxa69ykkzbhJl6IQfVWuzMkJIzC2+H6Fe1iJEJBVWW5Hniu&#10;dUnLpciT84w38u0rPr638LIPNvfB5s4Fm7QjD4D+H1eJhRPbKCJiSqoUDW4uCAOqqbqlHjIPgWSn&#10;h26g34JC4tW+o9i+PWii9VKt4vmVkMcxTI0qUr5Q1te/43+T+cnXJ/VLeF2oYviLfTIo7fj/PxkE&#10;7d+WDo2CyjPbaGhAIibVTjEzYHtZNMj8BiqKupycf6+iz0POLFW0M6ybqug+Oh1Gp/rV+zJW8DS/&#10;X5A/Olg9Vunj8lcWh/8CAAD//wMAUEsDBBQABgAIAAAAIQBKnOLd2wAAAAYBAAAPAAAAZHJzL2Rv&#10;d25yZXYueG1sTI/NTsMwEITvlXgHa5G4tU5/aKsQp6qKEOLAgcIDOPY2ibDXUbxt0rfH5QKXlUYz&#10;mvm22I3eiQv2sQ2kYD7LQCCZYFuqFXx9vky3ICJrstoFQgVXjLAr7yaFzm0Y6AMvR65FKqGYawUN&#10;c5dLGU2DXsdZ6JCSdwq915xkX0vb6yGVeycXWbaWXreUFhrd4aFB8308ewUdWr66uUF8fs+GCs3r&#10;28GRUg/34/4JBOPIf2G44Sd0KBNTFc5ko3AK0iP8e2/e8nG5BlEp2GxWK5BlIf/jlz8AAAD//wMA&#10;UEsBAi0AFAAGAAgAAAAhALaDOJL+AAAA4QEAABMAAAAAAAAAAAAAAAAAAAAAAFtDb250ZW50X1R5&#10;cGVzXS54bWxQSwECLQAUAAYACAAAACEAOP0h/9YAAACUAQAACwAAAAAAAAAAAAAAAAAvAQAAX3Jl&#10;bHMvLnJlbHNQSwECLQAUAAYACAAAACEAVBQs7BUHAACtMQAADgAAAAAAAAAAAAAAAAAuAgAAZHJz&#10;L2Uyb0RvYy54bWxQSwECLQAUAAYACAAAACEASpzi3dsAAAAGAQAADwAAAAAAAAAAAAAAAABvCQAA&#10;ZHJzL2Rvd25yZXYueG1sUEsFBgAAAAAEAAQA8wAAAHcKAAAAAA==&#10;">
+              <v:group id="Architecture Diagram" o:spid="_x0000_s1026" editas="canvas" style="width:676.8pt;height:387.2pt;mso-position-horizontal-relative:char;mso-position-vertical-relative:line" coordsize="85953,49168" o:gfxdata="UEsDBBQABgAIAAAAIQC2gziS/gAAAOEBAAATAAAAW0NvbnRlbnRfVHlwZXNdLnhtbJSRQU7DMBBF&#10;90jcwfIWJU67QAgl6YK0S0CoHGBkTxKLZGx5TGhvj5O2G0SRWNoz/78nu9wcxkFMGNg6quQqL6RA&#10;0s5Y6ir5vt9lD1JwBDIwOMJKHpHlpr69KfdHjyxSmriSfYz+USnWPY7AufNIadK6MEJMx9ApD/oD&#10;OlTrorhX2lFEilmcO2RdNtjC5xDF9pCuTyYBB5bi6bQ4syoJ3g9WQ0ymaiLzg5KdCXlKLjvcW893&#10;SUOqXwnz5DrgnHtJTxOsQfEKIT7DmDSUCaxw7Rqn8787ZsmRM9e2VmPeBN4uqYvTtW7jvijg9N/y&#10;JsXecLq0q+WD6m8AAAD//wMAUEsDBBQABgAIAAAAIQA4/SH/1gAAAJQBAAALAAAAX3JlbHMvLnJl&#10;bHOkkMFqwzAMhu+DvYPRfXGawxijTi+j0GvpHsDYimMaW0Yy2fr2M4PBMnrbUb/Q94l/f/hMi1qR&#10;JVI2sOt6UJgd+ZiDgffL8ekFlFSbvV0oo4EbChzGx4f9GRdb25HMsYhqlCwG5lrLq9biZkxWOiqY&#10;22YiTra2kYMu1l1tQD30/bPm3wwYN0x18gb45AdQl1tp5j/sFB2T0FQ7R0nTNEV3j6o9feQzro1i&#10;OWA14Fm+Q8a1a8+Bvu/d/dMb2JY5uiPbhG/ktn4cqGU/er3pcvwCAAD//wMAUEsDBBQABgAIAAAA&#10;IQDSPU7gIwcAAK0xAAAOAAAAZHJzL2Uyb0RvYy54bWzsW1tvm0gYfV9p/wPivTXDDANYTaooiVcr&#10;RW20bdXnMcaJtZihQOJkf/2euYANudhusmnWcSw5AzMMw3znu50Pf/h4M8+c67SsZjI/cMl7z3XS&#10;PJGTWX5x4H77OnoXuU5Vi3wiMpmnB+5tWrkfD3//7cOiGKa+vJTZJC0dTJJXw0Vx4F7WdTEcDKrk&#10;Mp2L6r0s0hydU1nORY3D8mIwKcUCs8+zge95fLCQ5aQoZZJWFc6emE73UM8/naZJ/Xk6rdLayQ5c&#10;rK3W36X+HqvvweEHMbwoRXE5S+wyxE+sYi5mOW7aTnUiauFclbM7U81nSSkrOa3fJ3I+kNPpLEn1&#10;M+BpiNd7mmORX4tKP0yC3WkWiNYzzju+UOvO5WiWZdiNAWYfqnPq/wLySVV3lncHmTN6rB2zKCDA&#10;qmhFWT1tiV8uRZHqJ6+Gyafr89KZTYAvj7hOLuYA0pkYp5k6xprVvTHoS3Fe2qMKTbXim2k5V/+x&#10;0c6NlvotZiE8CEIj+vSmdhL00JBEAQdCEgygPAjRVruxnKIoq/qPVM4d1ThwS0BLS1xcn1W1GdoM&#10;6ezVI5tXDc061frrm/GNXfxYTm7xwAug8sDNoTauk/2ZY0MVgJtG2TTGTUPkyaUEtJO61AvL5dFV&#10;LaczvTh1CzOvFrGWldm4FxCa3xOav5XQAsYiikeHYHhEwiDuSo74xItZYCTnh4z6v0ByBp3NY+2c&#10;AGlPgLR50o20LoCEImIkyCjngTW7je4RxsLIs7r3SyXYAnPnJMh6EmRbSZD7nHJmJBgGnPp9HQyo&#10;R1+DCrbA3DkBYneN49OekXjBVgIkkR9FRn5RzDxztRg2Guhzj3tKvsr7+cyn5Knur5LZbKJCCuUL&#10;q/JifJyVzrVAFDbSf2r1cK6dYVnuLOCdYw8GQl/24BxkxE5DjcHuHDhSkQrikr5r1Qa6BX0HHdWP&#10;K1G2PpYFIRyI9bPaGLmO8bW2x/hb29P4XBMKvB6Py3to4VuhxedxyCxcSAjljzTalngJw9Bv4AK7&#10;4GHso8HSZCbmMp88Fi91kNAFjD/C52mACWL1uTvHGsC0SvbsgHl9QRoStY6BibaCDItiX1sQGJCQ&#10;EI9pXVsihnBGY4pAUFkY4jMWhzoChwCaGL2Jnm2AjcyvFhfSpFUPBNkPg+YkPj060d6gayGUgdjU&#10;ytAo5ORka9C0uvYGQBP3QKNVbON0jFF8VOAHTMQ0Dv03ama0JiwzNJv5PYdfenVmRqUBq2YGxzbr&#10;3SiV4HDOkQ1EfZ/EUd8zkRC5onJdxs5QxjD6Ud/0NDtzPDr1R0+0M4QEwfHx1namNdC7b2dIj/bB&#10;8VaoiT2qozrYGcoAGqb3bumdIhKT15C+tOazI9IdoIBISwGZ9AXHWwlwVe0JTMBb9RRLc9lByG66&#10;ipZ1sphpk/uNXIUinVAh0MEFjThIxF50Qf2IK5pXu4ogBjO1xlOso3wfjkZPffW5a+G3iUYZwuvW&#10;l63cak0KszSVbwAxLctlEdMm/BshxtL+KhqlIYhk3gMMQZGANzxlDNYS7UdDi0T8ZPZCRurzNLx4&#10;+u/uHOvw0lrmnceL36a834p3J3KRO0dlKRcOzq91Tk4pUQQiESOUBr4mNmyNSTGhPEDAomDkhcTr&#10;+yoaoNBkzU4cBChuPI6iq0KtTS/tYQKlR3lV9W1TuPsrnYL8QonLrFJXVtOWjZv8rUMpDQqMVLTb&#10;FKxdexExTJwqxy4vyurmIjtWXZbqamt7oaXwuhcu79aO1neUed1eOJ/l0hSwHlzq1IxviD7zrCv5&#10;k5YNdrgqktEM1bozUdXnokRhFydRrK4/42uaSbCN0rZcB7Wzf+47r8ajlole997ETBuChjC0HKEh&#10;DG2PIQxtT341P5ZgQYEPrE43saayzprmtJTz76hpH6m7oqthGFUmZw+Oa1PARlU8SY+O9DBUkwtR&#10;n+VfVG3YCE3xKV9vvouysIxKDbr3k9Sm8T4gmbFKHq+Fx4zbqLGroDi/qYLGKFdEbFU/GXSWK4oX&#10;+olsESXFXjKwqp++ihHCNWZ+r6CG2V9q95MVdK9w6hWAFy/Vx23I3VO4DUJv4xEp4yjfBKsKF8Sx&#10;T/C+hVI4PwyhbzrNXWbfqwpHQgTqZO8RX9oj7hXulyicqogYOvTcljscnFrr3JSTtuEmXohB9da4&#10;MyQknMLb4foV7eIkRkFVZ7kMPNe6pOVSztPzTNTq7SsxvLfwsg8298HmzgWbtCUPgP4fV6mDE9so&#10;ImJKqhUNbi6MQmqouqUecoZAstVDPzRvQSHxeqj+qVfx/EookgSmRhcpXyjr697xv8n81OuT5iW8&#10;NlSx/MU+GVR2/P+fDIL2b32lUVB1ZhsNDUnMldppZgZsL497mV9PRVGXU/PvVfR5yJmliraGdVMV&#10;3Uen/ejUvHpfJBqe9vcL6kcHq8c6fVz+yuLwXwAAAP//AwBQSwMEFAAGAAgAAAAhAEqc4t3bAAAA&#10;BgEAAA8AAABkcnMvZG93bnJldi54bWxMj81OwzAQhO+VeAdrkbi1Tn9oqxCnqooQ4sCBwgM49jaJ&#10;sNdRvG3St8flApeVRjOa+bbYjd6JC/axDaRgPstAIJlgW6oVfH2+TLcgImuy2gVCBVeMsCvvJoXO&#10;bRjoAy9HrkUqoZhrBQ1zl0sZTYNex1nokJJ3Cr3XnGRfS9vrIZV7JxdZtpZet5QWGt3hoUHzfTx7&#10;BR1avrq5QXx+z4YKzevbwZFSD/fj/gkE48h/YbjhJ3QoE1MVzmSjcArSI/x7b97ycbkGUSnYbFYr&#10;kGUh/+OXPwAAAP//AwBQSwECLQAUAAYACAAAACEAtoM4kv4AAADhAQAAEwAAAAAAAAAAAAAAAAAA&#10;AAAAW0NvbnRlbnRfVHlwZXNdLnhtbFBLAQItABQABgAIAAAAIQA4/SH/1gAAAJQBAAALAAAAAAAA&#10;AAAAAAAAAC8BAABfcmVscy8ucmVsc1BLAQItABQABgAIAAAAIQDSPU7gIwcAAK0xAAAOAAAAAAAA&#10;AAAAAAAAAC4CAABkcnMvZTJvRG9jLnhtbFBLAQItABQABgAIAAAAIQBKnOLd2wAAAAYBAAAPAAAA&#10;AAAAAAAAAAAAAH0JAABkcnMvZG93bnJldi54bWxQSwUGAAAAAAQABADzAAAAhQoAAAAA&#10;">
                 <v:shapetype id="_x0000_t75" coordsize="21600,21600" o:spt="75" o:preferrelative="t" path="m@4@5l@4@11@9@11@9@5xe" filled="f" stroked="f">
                   <v:stroke joinstyle="miter"/>
                   <v:formulas>
@@ -4279,7 +4278,7 @@
                   <v:stroke joinstyle="miter"/>
                   <v:path gradientshapeok="t" o:connecttype="custom" o:connectlocs="10800,0;0,8259;4200,21600;10800,21600;17400,21600;21600,8259" o:connectangles="270,180,90,90,90,0" textboxrect="4200,5077,17400,21600"/>
                 </v:shapetype>
-                <v:shape id="Shape108" o:spid="_x0000_s1034" type="#_x0000_t56" style="position:absolute;left:48920;top:7111;width:16916;height:12344;visibility:visible;mso-wrap-style:square;v-text-anchor:middle" o:gfxdata="UEsDBBQABgAIAAAAIQDb4fbL7gAAAIUBAAATAAAAW0NvbnRlbnRfVHlwZXNdLnhtbHyQz07DMAyH&#10;70i8Q+QralM4IITa7kDhCAiNB7ASt43WOlEcyvb2pNu4IODoPz9/n1xv9vOkForiPDdwXVagiI23&#10;jocG3rdPxR0oScgWJ8/UwIEENu3lRb09BBKV0ywNjCmFe63FjDSjlD4Q50nv44wpl3HQAc0OB9I3&#10;VXWrjedEnIq03oC27qjHjympx31un0wiTQLq4bS4shrAECZnMGVTvbD9QSnOhDInjzsyuiBXWQP0&#10;r4R18jfgnHvJr4nOknrFmJ5xzhraRtHWf3Kkpfz/yGo5S+H73hkquyhdjr3R8m2lj09svwAAAP//&#10;AwBQSwMEFAAGAAgAAAAhAFr0LFu/AAAAFQEAAAsAAABfcmVscy8ucmVsc2zPwWrDMAwG4Ptg72B0&#10;X5TuUMaI01uh19I+gLGVxCy2jGSy9e1nemrHjpL4P0nD4SetZiPRyNnCruvBUPYcYp4tXC/Htw8w&#10;Wl0ObuVMFm6kcBhfX4Yzra62kC6xqGlKVgtLreUTUf1CyWnHhXKbTCzJ1VbKjMX5LzcTvvf9HuXR&#10;gPHJNKdgQU5hB+ZyK23zHztFL6w81c5zQp6m6P9TMfB3PtPWFCczVQtB9N4U2rp2HOA44NMz4y8A&#10;AAD//wMAUEsDBBQABgAIAAAAIQDo8MOGxgAAANwAAAAPAAAAZHJzL2Rvd25yZXYueG1sRI9Ba8JA&#10;EIXvgv9hmUIvoht70BizESltaQ9Cq1J6HLJjEpqdDdmtxn/fOQjeZnhv3vsm3wyuVWfqQ+PZwHyW&#10;gCIuvW24MnA8vE5TUCEiW2w9k4ErBdgU41GOmfUX/qLzPlZKQjhkaKCOscu0DmVNDsPMd8SinXzv&#10;MMraV9r2eJFw1+qnJFlohw1LQ40dPddU/u7/nIGYLj5+uuVnSte5pR2Gt9Xk5duYx4dhuwYVaYh3&#10;8+363Qp+IrTyjEygi38AAAD//wMAUEsBAi0AFAAGAAgAAAAhANvh9svuAAAAhQEAABMAAAAAAAAA&#10;AAAAAAAAAAAAAFtDb250ZW50X1R5cGVzXS54bWxQSwECLQAUAAYACAAAACEAWvQsW78AAAAVAQAA&#10;CwAAAAAAAAAAAAAAAAAfAQAAX3JlbHMvLnJlbHNQSwECLQAUAAYACAAAACEA6PDDhsYAAADcAAAA&#10;DwAAAAAAAAAAAAAAAAAHAgAAZHJzL2Rvd25yZXYueG1sUEsFBgAAAAADAAMAtwAAAPoCAAAAAA==&#10;" fillcolor="#d9ead3" strokecolor="#38761d" strokeweight="1.5pt">
+                <v:shape id="Shape108" o:spid="_x0000_s1034" type="#_x0000_t56" style="position:absolute;left:48920;top:7110;width:16439;height:12450;visibility:visible;mso-wrap-style:square;v-text-anchor:middle" o:gfxdata="UEsDBBQABgAIAAAAIQDb4fbL7gAAAIUBAAATAAAAW0NvbnRlbnRfVHlwZXNdLnhtbHyQz07DMAyH&#10;70i8Q+QralM4IITa7kDhCAiNB7ASt43WOlEcyvb2pNu4IODoPz9/n1xv9vOkForiPDdwXVagiI23&#10;jocG3rdPxR0oScgWJ8/UwIEENu3lRb09BBKV0ywNjCmFe63FjDSjlD4Q50nv44wpl3HQAc0OB9I3&#10;VXWrjedEnIq03oC27qjHjympx31un0wiTQLq4bS4shrAECZnMGVTvbD9QSnOhDInjzsyuiBXWQP0&#10;r4R18jfgnHvJr4nOknrFmJ5xzhraRtHWf3Kkpfz/yGo5S+H73hkquyhdjr3R8m2lj09svwAAAP//&#10;AwBQSwMEFAAGAAgAAAAhAFr0LFu/AAAAFQEAAAsAAABfcmVscy8ucmVsc2zPwWrDMAwG4Ptg72B0&#10;X5TuUMaI01uh19I+gLGVxCy2jGSy9e1nemrHjpL4P0nD4SetZiPRyNnCruvBUPYcYp4tXC/Htw8w&#10;Wl0ObuVMFm6kcBhfX4Yzra62kC6xqGlKVgtLreUTUf1CyWnHhXKbTCzJ1VbKjMX5LzcTvvf9HuXR&#10;gPHJNKdgQU5hB+ZyK23zHztFL6w81c5zQp6m6P9TMfB3PtPWFCczVQtB9N4U2rp2HOA44NMz4y8A&#10;AAD//wMAUEsDBBQABgAIAAAAIQDo8MOGxgAAANwAAAAPAAAAZHJzL2Rvd25yZXYueG1sRI9Ba8JA&#10;EIXvgv9hmUIvoht70BizESltaQ9Cq1J6HLJjEpqdDdmtxn/fOQjeZnhv3vsm3wyuVWfqQ+PZwHyW&#10;gCIuvW24MnA8vE5TUCEiW2w9k4ErBdgU41GOmfUX/qLzPlZKQjhkaKCOscu0DmVNDsPMd8SinXzv&#10;MMraV9r2eJFw1+qnJFlohw1LQ40dPddU/u7/nIGYLj5+uuVnSte5pR2Gt9Xk5duYx4dhuwYVaYh3&#10;8+363Qp+IrTyjEygi38AAAD//wMAUEsBAi0AFAAGAAgAAAAhANvh9svuAAAAhQEAABMAAAAAAAAA&#10;AAAAAAAAAAAAAFtDb250ZW50X1R5cGVzXS54bWxQSwECLQAUAAYACAAAACEAWvQsW78AAAAVAQAA&#10;CwAAAAAAAAAAAAAAAAAfAQAAX3JlbHMvLnJlbHNQSwECLQAUAAYACAAAACEA6PDDhsYAAADcAAAA&#10;DwAAAAAAAAAAAAAAAAAHAgAAZHJzL2Rvd25yZXYueG1sUEsFBgAAAAADAAMAtwAAAPoCAAAAAA==&#10;" fillcolor="#d9ead3" strokecolor="#38761d" strokeweight="1.5pt">
                   <v:textbox inset="3.6pt,2.16pt,3.6pt,2.16pt">
                     <w:txbxContent>
                       <w:p>
@@ -4588,11 +4587,11 @@
         <w:pStyle w:val="Heading3"/>
         <w:spacing w:before="220"/>
       </w:pPr>
-      <w:bookmarkStart w:id="16" w:name="_Toc235239195"/>
+      <w:bookmarkStart w:id="15" w:name="_Toc235239195"/>
       <w:r>
         <w:t>UI Design (Sketch of the UI Module) and Flowcharts</w:t>
       </w:r>
-      <w:bookmarkEnd w:id="16"/>
+      <w:bookmarkEnd w:id="15"/>
     </w:p>
     <w:p>
       <w:pPr>
@@ -4618,7 +4617,7 @@
         </w:rPr>
         <w:lastRenderedPageBreak/>
         <w:pict>
-          <v:shape id="_x0000_i1031" type="#_x0000_t75" style="width:711.85pt;height:452.65pt">
+          <v:shape id="_x0000_i1025" type="#_x0000_t75" style="width:711.85pt;height:452.65pt">
             <v:imagedata r:id="rId10" o:title="flowchart"/>
           </v:shape>
         </w:pict>
@@ -4651,7 +4650,7 @@
           <w:szCs w:val="32"/>
         </w:rPr>
       </w:pPr>
-      <w:bookmarkStart w:id="17" w:name="_Toc235239196"/>
+      <w:bookmarkStart w:id="16" w:name="_Toc235239196"/>
       <w:r>
         <w:rPr>
           <w:sz w:val="32"/>
@@ -4660,7 +4659,7 @@
         <w:lastRenderedPageBreak/>
         <w:t>Database Design with ERD and Relationships</w:t>
       </w:r>
-      <w:bookmarkEnd w:id="17"/>
+      <w:bookmarkEnd w:id="16"/>
     </w:p>
     <w:p>
       <w:pPr>
@@ -5002,23 +5001,23 @@
       <w:pPr>
         <w:pStyle w:val="Heading1"/>
       </w:pPr>
-      <w:bookmarkStart w:id="18" w:name="_Toc235239197"/>
+      <w:bookmarkStart w:id="17" w:name="_Toc235239197"/>
       <w:r>
         <w:lastRenderedPageBreak/>
         <w:t>Chapter 3. Implementation</w:t>
       </w:r>
-      <w:bookmarkEnd w:id="18"/>
+      <w:bookmarkEnd w:id="17"/>
     </w:p>
     <w:p>
       <w:pPr>
         <w:pStyle w:val="Heading2"/>
         <w:spacing w:after="160"/>
       </w:pPr>
-      <w:bookmarkStart w:id="19" w:name="_Toc235239198"/>
+      <w:bookmarkStart w:id="18" w:name="_Toc235239198"/>
       <w:r>
         <w:t>3.1. Introduction of the Section</w:t>
       </w:r>
-      <w:bookmarkEnd w:id="19"/>
+      <w:bookmarkEnd w:id="18"/>
     </w:p>
     <w:p>
       <w:pPr>
@@ -5055,22 +5054,22 @@
         <w:pStyle w:val="Heading2"/>
         <w:spacing w:after="160"/>
       </w:pPr>
-      <w:bookmarkStart w:id="20" w:name="_Toc235239199"/>
+      <w:bookmarkStart w:id="19" w:name="_Toc235239199"/>
       <w:r>
         <w:t>3.2. Screenshots, Captions and Discussion</w:t>
       </w:r>
-      <w:bookmarkEnd w:id="20"/>
+      <w:bookmarkEnd w:id="19"/>
     </w:p>
     <w:p>
       <w:pPr>
         <w:pStyle w:val="Heading3"/>
         <w:spacing w:before="220"/>
       </w:pPr>
-      <w:bookmarkStart w:id="21" w:name="_Toc235239200"/>
+      <w:bookmarkStart w:id="20" w:name="_Toc235239200"/>
       <w:r>
         <w:t>3.2.1. Home / Landing Page</w:t>
       </w:r>
-      <w:bookmarkEnd w:id="21"/>
+      <w:bookmarkEnd w:id="20"/>
     </w:p>
     <w:p>
       <w:pPr>
@@ -5232,11 +5231,11 @@
         <w:pStyle w:val="Heading3"/>
         <w:spacing w:before="220"/>
       </w:pPr>
-      <w:bookmarkStart w:id="22" w:name="_Toc235239201"/>
+      <w:bookmarkStart w:id="21" w:name="_Toc235239201"/>
       <w:r>
         <w:t>3.2.2. User Login Page</w:t>
       </w:r>
-      <w:bookmarkEnd w:id="22"/>
+      <w:bookmarkEnd w:id="21"/>
     </w:p>
     <w:p>
       <w:pPr>
@@ -5369,11 +5368,11 @@
         <w:pStyle w:val="Heading3"/>
         <w:spacing w:before="220"/>
       </w:pPr>
-      <w:bookmarkStart w:id="23" w:name="_Toc235239202"/>
+      <w:bookmarkStart w:id="22" w:name="_Toc235239202"/>
       <w:r>
         <w:t>3.2.3. User Registration Page</w:t>
       </w:r>
-      <w:bookmarkEnd w:id="23"/>
+      <w:bookmarkEnd w:id="22"/>
     </w:p>
     <w:p>
       <w:pPr>
@@ -5511,11 +5510,11 @@
         <w:pStyle w:val="Heading3"/>
         <w:spacing w:before="220"/>
       </w:pPr>
-      <w:bookmarkStart w:id="24" w:name="_Toc235239203"/>
+      <w:bookmarkStart w:id="23" w:name="_Toc235239203"/>
       <w:r>
         <w:t>3.2.4. Staff/Admin Login Page</w:t>
       </w:r>
-      <w:bookmarkEnd w:id="24"/>
+      <w:bookmarkEnd w:id="23"/>
     </w:p>
     <w:p>
       <w:pPr>
@@ -5637,6 +5636,9 @@
     </w:p>
     <w:p>
       <w:r>
+        <w:rPr>
+          <w:noProof/>
+        </w:rPr>
         <w:drawing>
           <wp:inline distT="0" distB="0" distL="0" distR="0" wp14:anchorId="68DF35CB" wp14:editId="6C43C7CA">
             <wp:extent cx="6035130" cy="2727297"/>
@@ -5674,6 +5676,9 @@
         </w:drawing>
       </w:r>
       <w:r>
+        <w:rPr>
+          <w:noProof/>
+        </w:rPr>
         <w:drawing>
           <wp:inline distT="0" distB="0" distL="0" distR="0" wp14:anchorId="1BFD1B98" wp14:editId="44430EB2">
             <wp:extent cx="6035363" cy="2862470"/>
@@ -5822,6 +5827,269 @@
     </w:p>
     <w:p>
       <w:pPr>
+        <w:spacing w:before="100" w:beforeAutospacing="1" w:after="100" w:afterAutospacing="1"/>
+        <w:rPr>
+          <w:rFonts w:asciiTheme="minorHAnsi" w:eastAsia="Times New Roman" w:hAnsiTheme="minorHAnsi" w:cstheme="minorHAnsi"/>
+          <w:sz w:val="24"/>
+          <w:szCs w:val="24"/>
+        </w:rPr>
+      </w:pPr>
+    </w:p>
+    <w:p>
+      <w:pPr>
+        <w:rPr>
+          <w:rFonts w:asciiTheme="minorHAnsi" w:hAnsiTheme="minorHAnsi" w:cstheme="minorHAnsi"/>
+        </w:rPr>
+      </w:pPr>
+    </w:p>
+    <w:p>
+      <w:pPr>
+        <w:rPr>
+          <w:rFonts w:asciiTheme="minorHAnsi" w:hAnsiTheme="minorHAnsi" w:cstheme="minorHAnsi"/>
+        </w:rPr>
+      </w:pPr>
+      <w:r>
+        <w:rPr>
+          <w:rFonts w:asciiTheme="minorHAnsi" w:hAnsiTheme="minorHAnsi" w:cstheme="minorHAnsi"/>
+        </w:rPr>
+        <w:t xml:space="preserve"> </w:t>
+      </w:r>
+      <w:r>
+        <w:rPr>
+          <w:rFonts w:asciiTheme="minorHAnsi" w:hAnsiTheme="minorHAnsi" w:cstheme="minorHAnsi"/>
+        </w:rPr>
+        <w:drawing>
+          <wp:inline distT="0" distB="0" distL="0" distR="0" wp14:anchorId="063CB833" wp14:editId="0B8D8E85">
+            <wp:extent cx="6036310" cy="3395345"/>
+            <wp:effectExtent l="0" t="0" r="2540" b="0"/>
+            <wp:docPr id="2" name="Picture 2"/>
+            <wp:cNvGraphicFramePr>
+              <a:graphicFrameLocks xmlns:a="http://schemas.openxmlformats.org/drawingml/2006/main" noChangeAspect="1"/>
+            </wp:cNvGraphicFramePr>
+            <a:graphic xmlns:a="http://schemas.openxmlformats.org/drawingml/2006/main">
+              <a:graphicData uri="http://schemas.openxmlformats.org/drawingml/2006/picture">
+                <pic:pic xmlns:pic="http://schemas.openxmlformats.org/drawingml/2006/picture">
+                  <pic:nvPicPr>
+                    <pic:cNvPr id="1" name=""/>
+                    <pic:cNvPicPr/>
+                  </pic:nvPicPr>
+                  <pic:blipFill>
+                    <a:blip r:embed="rId18"/>
+                    <a:stretch>
+                      <a:fillRect/>
+                    </a:stretch>
+                  </pic:blipFill>
+                  <pic:spPr>
+                    <a:xfrm>
+                      <a:off x="0" y="0"/>
+                      <a:ext cx="6036310" cy="3395345"/>
+                    </a:xfrm>
+                    <a:prstGeom prst="rect">
+                      <a:avLst/>
+                    </a:prstGeom>
+                  </pic:spPr>
+                </pic:pic>
+              </a:graphicData>
+            </a:graphic>
+          </wp:inline>
+        </w:drawing>
+      </w:r>
+    </w:p>
+    <w:p>
+      <w:pPr>
+        <w:rPr>
+          <w:rFonts w:asciiTheme="minorHAnsi" w:hAnsiTheme="minorHAnsi" w:cstheme="minorHAnsi"/>
+        </w:rPr>
+      </w:pPr>
+    </w:p>
+    <w:p>
+      <w:pPr>
+        <w:spacing w:before="100" w:beforeAutospacing="1" w:after="100" w:afterAutospacing="1"/>
+        <w:jc w:val="center"/>
+        <w:rPr>
+          <w:rFonts w:asciiTheme="majorHAnsi" w:eastAsia="Times New Roman" w:hAnsiTheme="majorHAnsi" w:cstheme="majorHAnsi"/>
+          <w:sz w:val="24"/>
+          <w:szCs w:val="24"/>
+        </w:rPr>
+      </w:pPr>
+      <w:r>
+        <w:rPr>
+          <w:rFonts w:asciiTheme="majorHAnsi" w:eastAsia="Times New Roman" w:hAnsiTheme="majorHAnsi" w:cstheme="majorHAnsi"/>
+          <w:sz w:val="24"/>
+          <w:szCs w:val="24"/>
+        </w:rPr>
+        <w:t xml:space="preserve">Fig </w:t>
+      </w:r>
+      <w:proofErr w:type="gramStart"/>
+      <w:r>
+        <w:rPr>
+          <w:rFonts w:asciiTheme="majorHAnsi" w:eastAsia="Times New Roman" w:hAnsiTheme="majorHAnsi" w:cstheme="majorHAnsi"/>
+          <w:sz w:val="24"/>
+          <w:szCs w:val="24"/>
+        </w:rPr>
+        <w:t>3.6</w:t>
+      </w:r>
+      <w:r>
+        <w:rPr>
+          <w:rFonts w:asciiTheme="majorHAnsi" w:eastAsia="Times New Roman" w:hAnsiTheme="majorHAnsi" w:cstheme="majorHAnsi"/>
+          <w:sz w:val="24"/>
+          <w:szCs w:val="24"/>
+        </w:rPr>
+        <w:t>:</w:t>
+      </w:r>
+      <w:r>
+        <w:rPr>
+          <w:rFonts w:asciiTheme="majorHAnsi" w:eastAsia="Times New Roman" w:hAnsiTheme="majorHAnsi" w:cstheme="majorHAnsi"/>
+          <w:sz w:val="24"/>
+          <w:szCs w:val="24"/>
+        </w:rPr>
+        <w:t>Admin</w:t>
+      </w:r>
+      <w:proofErr w:type="gramEnd"/>
+      <w:r>
+        <w:rPr>
+          <w:rFonts w:asciiTheme="majorHAnsi" w:eastAsia="Times New Roman" w:hAnsiTheme="majorHAnsi" w:cstheme="majorHAnsi"/>
+          <w:sz w:val="24"/>
+          <w:szCs w:val="24"/>
+        </w:rPr>
+        <w:t xml:space="preserve"> workspace page</w:t>
+      </w:r>
+    </w:p>
+    <w:p>
+      <w:pPr>
+        <w:spacing w:before="100" w:beforeAutospacing="1" w:after="100" w:afterAutospacing="1"/>
+        <w:jc w:val="center"/>
+        <w:rPr>
+          <w:rFonts w:asciiTheme="minorHAnsi" w:eastAsia="Times New Roman" w:hAnsiTheme="minorHAnsi" w:cstheme="minorHAnsi"/>
+          <w:sz w:val="24"/>
+          <w:szCs w:val="24"/>
+        </w:rPr>
+      </w:pPr>
+    </w:p>
+    <w:p>
+      <w:pPr>
+        <w:spacing w:before="100" w:beforeAutospacing="1" w:after="100" w:afterAutospacing="1"/>
+        <w:rPr>
+          <w:rFonts w:asciiTheme="minorHAnsi" w:eastAsia="Times New Roman" w:hAnsiTheme="minorHAnsi" w:cstheme="minorHAnsi"/>
+          <w:sz w:val="24"/>
+          <w:szCs w:val="24"/>
+        </w:rPr>
+      </w:pPr>
+      <w:r>
+        <w:rPr>
+          <w:rFonts w:asciiTheme="minorHAnsi" w:eastAsia="Times New Roman" w:hAnsiTheme="minorHAnsi" w:cstheme="minorHAnsi"/>
+          <w:sz w:val="24"/>
+          <w:szCs w:val="24"/>
+        </w:rPr>
+        <w:t xml:space="preserve">The </w:t>
+      </w:r>
+      <w:r>
+        <w:rPr>
+          <w:rFonts w:asciiTheme="minorHAnsi" w:eastAsia="Times New Roman" w:hAnsiTheme="minorHAnsi" w:cstheme="minorHAnsi"/>
+          <w:b/>
+          <w:bCs/>
+          <w:sz w:val="24"/>
+          <w:szCs w:val="24"/>
+        </w:rPr>
+        <w:t>Admin Workspace</w:t>
+      </w:r>
+      <w:r>
+        <w:rPr>
+          <w:rFonts w:asciiTheme="minorHAnsi" w:eastAsia="Times New Roman" w:hAnsiTheme="minorHAnsi" w:cstheme="minorHAnsi"/>
+          <w:sz w:val="24"/>
+          <w:szCs w:val="24"/>
+        </w:rPr>
+        <w:t xml:space="preserve"> serves as the central dashboard for managing the Hospital Appointment System. It provides administrators with a clear and organized overview of the system's daily activities and allows them to efficiently monitor and manage appointments, patients, and doctors. At the top of the page, a welcome message greets the administrator and displays summary cards showing important statistics, including the number of today's appointments, pending appointment requests, total registered patients, and available doctors. These statistics help administrators quickly understand the current status of the healthcare system.</w:t>
+      </w:r>
+    </w:p>
+    <w:p>
+      <w:pPr>
+        <w:spacing w:before="100" w:beforeAutospacing="1" w:after="100" w:afterAutospacing="1"/>
+        <w:rPr>
+          <w:rFonts w:asciiTheme="minorHAnsi" w:eastAsia="Times New Roman" w:hAnsiTheme="minorHAnsi" w:cstheme="minorHAnsi"/>
+          <w:sz w:val="24"/>
+          <w:szCs w:val="24"/>
+        </w:rPr>
+      </w:pPr>
+      <w:r>
+        <w:rPr>
+          <w:rFonts w:asciiTheme="minorHAnsi" w:eastAsia="Times New Roman" w:hAnsiTheme="minorHAnsi" w:cstheme="minorHAnsi"/>
+          <w:sz w:val="24"/>
+          <w:szCs w:val="24"/>
+        </w:rPr>
+        <w:t xml:space="preserve">The lower section of the page contains a </w:t>
+      </w:r>
+      <w:r>
+        <w:rPr>
+          <w:rFonts w:asciiTheme="minorHAnsi" w:eastAsia="Times New Roman" w:hAnsiTheme="minorHAnsi" w:cstheme="minorHAnsi"/>
+          <w:b/>
+          <w:bCs/>
+          <w:sz w:val="24"/>
+          <w:szCs w:val="24"/>
+        </w:rPr>
+        <w:t>Recent Booking Requests</w:t>
+      </w:r>
+      <w:r>
+        <w:rPr>
+          <w:rFonts w:asciiTheme="minorHAnsi" w:eastAsia="Times New Roman" w:hAnsiTheme="minorHAnsi" w:cstheme="minorHAnsi"/>
+          <w:sz w:val="24"/>
+          <w:szCs w:val="24"/>
+        </w:rPr>
+        <w:t xml:space="preserve"> table, which lists the latest appointment requests submitted by patients. Each record displays essential information such as the patient's name, hospital, assigned doctor, appointment status, and available actions. Using the action buttons, the administrator can approve or cancel appointment requests, or view additional details before making a decision. The status labels, such as </w:t>
+      </w:r>
+      <w:r>
+        <w:rPr>
+          <w:rFonts w:asciiTheme="minorHAnsi" w:eastAsia="Times New Roman" w:hAnsiTheme="minorHAnsi" w:cstheme="minorHAnsi"/>
+          <w:b/>
+          <w:bCs/>
+          <w:sz w:val="24"/>
+          <w:szCs w:val="24"/>
+        </w:rPr>
+        <w:t>Pending</w:t>
+      </w:r>
+      <w:r>
+        <w:rPr>
+          <w:rFonts w:asciiTheme="minorHAnsi" w:eastAsia="Times New Roman" w:hAnsiTheme="minorHAnsi" w:cstheme="minorHAnsi"/>
+          <w:sz w:val="24"/>
+          <w:szCs w:val="24"/>
+        </w:rPr>
+        <w:t xml:space="preserve"> and </w:t>
+      </w:r>
+      <w:r>
+        <w:rPr>
+          <w:rFonts w:asciiTheme="minorHAnsi" w:eastAsia="Times New Roman" w:hAnsiTheme="minorHAnsi" w:cstheme="minorHAnsi"/>
+          <w:b/>
+          <w:bCs/>
+          <w:sz w:val="24"/>
+          <w:szCs w:val="24"/>
+        </w:rPr>
+        <w:t>Confirmed</w:t>
+      </w:r>
+      <w:r>
+        <w:rPr>
+          <w:rFonts w:asciiTheme="minorHAnsi" w:eastAsia="Times New Roman" w:hAnsiTheme="minorHAnsi" w:cstheme="minorHAnsi"/>
+          <w:sz w:val="24"/>
+          <w:szCs w:val="24"/>
+        </w:rPr>
+        <w:t>, make it easy to identify the progress of each appointment request.</w:t>
+      </w:r>
+    </w:p>
+    <w:p>
+      <w:pPr>
+        <w:pStyle w:val="pdq2pgselectionanchorcontainer"/>
+      </w:pPr>
+      <w:r>
+        <w:rPr>
+          <w:rFonts w:asciiTheme="minorHAnsi" w:hAnsiTheme="minorHAnsi" w:cstheme="minorHAnsi"/>
+        </w:rPr>
+        <w:t>On the left side of the page, a navigation panel provides quick access to important administrative functions, including the dashboard, appointment management, patient database, doctor schedules, reports, and logout. This layout enables administrators to navigate the system efficiently while ensuring smooth coordination of hospital appointments and effective management of patient and doctor information. Overall, the Admin Workspace is designed to improve administrative productivity, enhance decision-making, and support the delivery of quality healthcare services</w:t>
+      </w:r>
+      <w:r>
+        <w:t>.</w:t>
+      </w:r>
+    </w:p>
+    <w:p>
+      <w:pPr>
         <w:rPr>
           <w:rFonts w:asciiTheme="minorHAnsi" w:hAnsiTheme="minorHAnsi" w:cstheme="minorHAnsi"/>
         </w:rPr>
@@ -5847,12 +6115,12 @@
       <w:pPr>
         <w:pStyle w:val="Heading1"/>
       </w:pPr>
-      <w:bookmarkStart w:id="25" w:name="_Toc235239204"/>
+      <w:bookmarkStart w:id="24" w:name="_Toc235239204"/>
       <w:r>
         <w:lastRenderedPageBreak/>
         <w:t>Chapter 4. Conclusion and Recommendation</w:t>
       </w:r>
-      <w:bookmarkEnd w:id="25"/>
+      <w:bookmarkEnd w:id="24"/>
     </w:p>
     <w:p>
       <w:pPr>
@@ -5876,11 +6144,11 @@
         <w:pStyle w:val="Heading3"/>
         <w:spacing w:before="220"/>
       </w:pPr>
-      <w:bookmarkStart w:id="26" w:name="_Toc235239205"/>
+      <w:bookmarkStart w:id="25" w:name="_Toc235239205"/>
       <w:r>
         <w:t>Recommendations</w:t>
       </w:r>
-      <w:bookmarkEnd w:id="26"/>
+      <w:bookmarkEnd w:id="25"/>
     </w:p>
     <w:p>
       <w:pPr>
@@ -5906,15 +6174,6 @@
     </w:p>
     <w:p>
       <w:pPr>
-        <w:spacing w:after="160" w:line="300" w:lineRule="auto"/>
-        <w:jc w:val="both"/>
-      </w:pPr>
-      <w:r>
-        <w:t>To the School, on time constraints:</w:t>
-      </w:r>
-    </w:p>
-    <w:p>
-      <w:pPr>
         <w:pStyle w:val="ListParagraph"/>
         <w:numPr>
           <w:ilvl w:val="0"/>
@@ -5923,7 +6182,7 @@
         <w:spacing w:after="80"/>
       </w:pPr>
       <w:r>
-        <w:t>A slightly longer assessment window would allow students to move beyond static front-end pages and demonstrate working authentication and booking logic, which is where much of the real learning value of a system like this lies.</w:t>
+        <w:t>In this project, I still learning and making research to make sure AI is integrated in the system. And I am seeing the feasibility of integration of IOT to monitor patients’ health remotely.</w:t>
       </w:r>
     </w:p>
     <w:p>
@@ -5932,7 +6191,7 @@
         <w:jc w:val="both"/>
       </w:pPr>
       <w:r>
-        <w:t>To the Partners (the hospitals and health administrators this platform targets):</w:t>
+        <w:t>To the School, on time constraints:</w:t>
       </w:r>
     </w:p>
     <w:p>
@@ -5945,7 +6204,7 @@
         <w:spacing w:after="80"/>
       </w:pPr>
       <w:r>
-        <w:t>Any real-world adoption of a system like this should be preceded by a review of data protection requirements for patient information, and by close consultation with hospital IT teams on how the platform would integrate with existing hospital records systems.</w:t>
+        <w:t>A slightly longer assessment window would allow students to move beyond static front-end pages and demonstrate working authentication and booking logic, which is where much of the real learning value of a system like this lies.</w:t>
       </w:r>
     </w:p>
     <w:p>
@@ -5954,7 +6213,7 @@
         <w:jc w:val="both"/>
       </w:pPr>
       <w:r>
-        <w:t>To the Users (patients and doctors):</w:t>
+        <w:t>To the Partners (the hospitals and health administrators this platform targets):</w:t>
       </w:r>
     </w:p>
     <w:p>
@@ -5967,7 +6226,7 @@
         <w:spacing w:after="80"/>
       </w:pPr>
       <w:r>
-        <w:t>Basic digital literacy training would help ensure that all patients, including those less familiar with web applications, can comfortably use the registration and booking flow once it becomes fully functional.</w:t>
+        <w:t>Any real-world adoption of a system like this should be preceded by a review of data protection requirements for patient information, and by close consultation with hospital IT teams on how the platform would integrate with existing hospital records systems.</w:t>
       </w:r>
     </w:p>
     <w:p>
@@ -5976,7 +6235,7 @@
         <w:jc w:val="both"/>
       </w:pPr>
       <w:r>
-        <w:t>To the Beneficiaries (the wider community served by these hospitals):</w:t>
+        <w:t>To the Users (patients and doctors):</w:t>
       </w:r>
     </w:p>
     <w:p>
@@ -5989,6 +6248,28 @@
         <w:spacing w:after="80"/>
       </w:pPr>
       <w:r>
+        <w:t>Basic digital literacy training would help ensure that all patients, including those less familiar with web applications, can comfortably use the registration and booking flow once it becomes fully functional.</w:t>
+      </w:r>
+    </w:p>
+    <w:p>
+      <w:pPr>
+        <w:spacing w:after="160" w:line="300" w:lineRule="auto"/>
+        <w:jc w:val="both"/>
+      </w:pPr>
+      <w:r>
+        <w:t>To the Beneficiaries (the wider community served by these hospitals):</w:t>
+      </w:r>
+    </w:p>
+    <w:p>
+      <w:pPr>
+        <w:pStyle w:val="ListParagraph"/>
+        <w:numPr>
+          <w:ilvl w:val="0"/>
+          <w:numId w:val="2"/>
+        </w:numPr>
+        <w:spacing w:after="80"/>
+      </w:pPr>
+      <w:r>
         <w:t>As the system matures, community outreach explaining how to access and use the platform will be just as important as the technology itself, since the benefits described</w:t>
       </w:r>
       <w:r>
@@ -6017,23 +6298,23 @@
       <w:pPr>
         <w:pStyle w:val="Heading1"/>
       </w:pPr>
-      <w:bookmarkStart w:id="27" w:name="_Toc235239206"/>
+      <w:bookmarkStart w:id="26" w:name="_Toc235239206"/>
       <w:r>
         <w:lastRenderedPageBreak/>
         <w:t>Appendix</w:t>
       </w:r>
-      <w:bookmarkEnd w:id="27"/>
+      <w:bookmarkEnd w:id="26"/>
     </w:p>
     <w:p>
       <w:pPr>
         <w:pStyle w:val="Heading3"/>
         <w:spacing w:before="220"/>
       </w:pPr>
-      <w:bookmarkStart w:id="28" w:name="_Toc235239207"/>
+      <w:bookmarkStart w:id="27" w:name="_Toc235239207"/>
       <w:r>
         <w:t>Link to the GitHub Repository of the Deployed Project</w:t>
       </w:r>
-      <w:bookmarkEnd w:id="28"/>
+      <w:bookmarkEnd w:id="27"/>
     </w:p>
     <w:p>
       <w:pPr>
@@ -6047,7 +6328,7 @@
       <w:r>
         <w:t xml:space="preserve">Live deployed application: </w:t>
       </w:r>
-      <w:hyperlink r:id="rId18" w:history="1">
+      <w:hyperlink r:id="rId19" w:history="1">
         <w:r>
           <w:rPr>
             <w:rStyle w:val="Hyperlink"/>
@@ -6062,28 +6343,47 @@
         <w:spacing w:after="160" w:line="300" w:lineRule="auto"/>
         <w:jc w:val="both"/>
       </w:pPr>
-      <w:proofErr w:type="spellStart"/>
       <w:r>
         <w:rPr>
           <w:b/>
           <w:bCs/>
         </w:rPr>
-        <w:t>sourecode</w:t>
-      </w:r>
-      <w:proofErr w:type="spellEnd"/>
+        <w:t>S</w:t>
+      </w:r>
       <w:r>
         <w:rPr>
           <w:b/>
           <w:bCs/>
         </w:rPr>
-        <w:t xml:space="preserve"> link:</w:t>
+        <w:t>our</w:t>
       </w:r>
       <w:r>
         <w:rPr>
           <w:b/>
           <w:bCs/>
         </w:rPr>
+        <w:t>c</w:t>
+      </w:r>
+      <w:r>
+        <w:rPr>
+          <w:b/>
+          <w:bCs/>
+        </w:rPr>
+        <w:t>e</w:t>
+      </w:r>
+      <w:r>
+        <w:rPr>
+          <w:b/>
+          <w:bCs/>
+        </w:rPr>
         <w:t xml:space="preserve"> </w:t>
+      </w:r>
+      <w:r>
+        <w:rPr>
+          <w:b/>
+          <w:bCs/>
+        </w:rPr>
+        <w:t xml:space="preserve">code link: </w:t>
       </w:r>
       <w:r>
         <w:t>https://github.com/fideleihora/hospitalappointmentfidele</w:t>
@@ -6114,6 +6414,31 @@
       <w:r>
         <w:t>: Repository is public</w:t>
       </w:r>
+    </w:p>
+    <w:p>
+      <w:pPr>
+        <w:spacing w:after="160" w:line="300" w:lineRule="auto"/>
+        <w:jc w:val="both"/>
+      </w:pPr>
+      <w:r>
+        <w:t xml:space="preserve">Admin username: </w:t>
+      </w:r>
+      <w:proofErr w:type="spellStart"/>
+      <w:r>
+        <w:t>fido</w:t>
+      </w:r>
+      <w:proofErr w:type="spellEnd"/>
+    </w:p>
+    <w:p>
+      <w:pPr>
+        <w:spacing w:after="160" w:line="300" w:lineRule="auto"/>
+        <w:jc w:val="both"/>
+      </w:pPr>
+      <w:r>
+        <w:t>Admin password: fido</w:t>
+      </w:r>
+      <w:bookmarkStart w:id="28" w:name="_GoBack"/>
+      <w:bookmarkEnd w:id="28"/>
     </w:p>
     <w:p>
       <w:pPr>
@@ -7320,7 +7645,7 @@
 </file>
 
 <file path=customXml/itemProps1.xml><?xml version="1.0" encoding="utf-8"?>
-<ds:datastoreItem xmlns:ds="http://schemas.openxmlformats.org/officeDocument/2006/customXml" ds:itemID="{62A240E2-14CA-4185-9C1E-D06E1196F793}">
+<ds:datastoreItem xmlns:ds="http://schemas.openxmlformats.org/officeDocument/2006/customXml" ds:itemID="{CE86A419-7F84-46AC-8A49-C9CB95B2AB24}">
   <ds:schemaRefs>
     <ds:schemaRef ds:uri="http://schemas.openxmlformats.org/officeDocument/2006/bibliography"/>
   </ds:schemaRefs>
